--- a/Source Data/Survey Factors/READ ME - Survey Factors.docx
+++ b/Source Data/Survey Factors/READ ME - Survey Factors.docx
@@ -18,24 +18,784 @@
         <w:jc w:val="center"/>
       </w:pPr>
       <w:r>
-        <w:t xml:space="preserve">Main script: </w:t>
+        <w:t>German Bank biomass starting in 2025 includes Seal Island.</w:t>
       </w:r>
+    </w:p>
+    <w:p>
+      <w:pPr>
+        <w:pStyle w:val="ListParagraph"/>
+        <w:numPr>
+          <w:ilvl w:val="0"/>
+          <w:numId w:val="9"/>
+        </w:numPr>
+      </w:pPr>
       <w:r>
-        <w:t xml:space="preserve">Survey </w:t>
+        <w:t xml:space="preserve">Run the Survey </w:t>
       </w:r>
       <w:proofErr w:type="spellStart"/>
       <w:r>
         <w:t>Factors.R</w:t>
       </w:r>
       <w:proofErr w:type="spellEnd"/>
+      <w:r>
+        <w:t xml:space="preserve"> script</w:t>
+      </w:r>
+      <w:r>
+        <w:t>.</w:t>
+      </w:r>
     </w:p>
     <w:p>
       <w:pPr>
+        <w:pStyle w:val="ListParagraph"/>
+        <w:numPr>
+          <w:ilvl w:val="1"/>
+          <w:numId w:val="9"/>
+        </w:numPr>
+      </w:pPr>
+      <w:r>
+        <w:t>This can be done at anytime in the season to update the database.</w:t>
+      </w:r>
+    </w:p>
+    <w:p>
+      <w:pPr>
+        <w:pStyle w:val="ListParagraph"/>
+        <w:numPr>
+          <w:ilvl w:val="0"/>
+          <w:numId w:val="9"/>
+        </w:numPr>
+      </w:pPr>
+      <w:r>
+        <w:t xml:space="preserve">Run the </w:t>
+      </w:r>
+      <w:r>
+        <w:t xml:space="preserve">Survey Factors Markdown and </w:t>
+      </w:r>
+      <w:proofErr w:type="spellStart"/>
+      <w:r>
+        <w:t>Stats</w:t>
+      </w:r>
+      <w:r>
+        <w:t>.Rmd</w:t>
+      </w:r>
+      <w:proofErr w:type="spellEnd"/>
+      <w:r>
+        <w:t xml:space="preserve"> next.</w:t>
+      </w:r>
+    </w:p>
+    <w:p>
+      <w:pPr>
+        <w:pStyle w:val="ListParagraph"/>
+        <w:numPr>
+          <w:ilvl w:val="1"/>
+          <w:numId w:val="9"/>
+        </w:numPr>
+      </w:pPr>
+      <w:r>
+        <w:t xml:space="preserve">This </w:t>
+      </w:r>
+      <w:r>
+        <w:t xml:space="preserve">creates a markdown document that compiles all the available </w:t>
+      </w:r>
+      <w:proofErr w:type="gramStart"/>
+      <w:r>
+        <w:t>data, and</w:t>
+      </w:r>
+      <w:proofErr w:type="gramEnd"/>
+      <w:r>
+        <w:t xml:space="preserve"> runs some statistical tests on the available information.</w:t>
+      </w:r>
+    </w:p>
+    <w:p>
+      <w:pPr>
         <w:jc w:val="center"/>
+        <w:rPr>
+          <w:b/>
+          <w:bCs/>
+        </w:rPr>
       </w:pPr>
       <w:r>
-        <w:t xml:space="preserve">This is to </w:t>
+        <w:rPr>
+          <w:b/>
+          <w:bCs/>
+        </w:rPr>
+        <w:t xml:space="preserve">Survey </w:t>
       </w:r>
+      <w:proofErr w:type="spellStart"/>
+      <w:r>
+        <w:rPr>
+          <w:b/>
+          <w:bCs/>
+        </w:rPr>
+        <w:t>Factors.R</w:t>
+      </w:r>
+      <w:proofErr w:type="spellEnd"/>
+    </w:p>
+    <w:tbl>
+      <w:tblPr>
+        <w:tblStyle w:val="TableGrid"/>
+        <w:tblW w:w="11624" w:type="dxa"/>
+        <w:tblInd w:w="-1139" w:type="dxa"/>
+        <w:tblLook w:val="04A0" w:firstRow="1" w:lastRow="0" w:firstColumn="1" w:lastColumn="0" w:noHBand="0" w:noVBand="1"/>
+      </w:tblPr>
+      <w:tblGrid>
+        <w:gridCol w:w="1843"/>
+        <w:gridCol w:w="2552"/>
+        <w:gridCol w:w="6945"/>
+        <w:gridCol w:w="284"/>
+      </w:tblGrid>
+      <w:tr>
+        <w:tc>
+          <w:tcPr>
+            <w:tcW w:w="1843" w:type="dxa"/>
+            <w:shd w:val="clear" w:color="auto" w:fill="F2F2F2" w:themeFill="background1" w:themeFillShade="F2"/>
+          </w:tcPr>
+          <w:p>
+            <w:pPr>
+              <w:rPr>
+                <w:b/>
+                <w:bCs/>
+              </w:rPr>
+            </w:pPr>
+            <w:r>
+              <w:rPr>
+                <w:b/>
+                <w:bCs/>
+              </w:rPr>
+              <w:t>Purpose</w:t>
+            </w:r>
+          </w:p>
+        </w:tc>
+        <w:tc>
+          <w:tcPr>
+            <w:tcW w:w="9497" w:type="dxa"/>
+            <w:gridSpan w:val="2"/>
+            <w:shd w:val="clear" w:color="auto" w:fill="F2F2F2" w:themeFill="background1" w:themeFillShade="F2"/>
+          </w:tcPr>
+          <w:p>
+            <w:r>
+              <w:t xml:space="preserve">To </w:t>
+            </w:r>
+            <w:r>
+              <w:t>update each individual survey with environmental information (high tide and sunset), and to compile overarching data into on spreadsheet.</w:t>
+            </w:r>
+          </w:p>
+        </w:tc>
+        <w:tc>
+          <w:tcPr>
+            <w:tcW w:w="284" w:type="dxa"/>
+          </w:tcPr>
+          <w:p/>
+        </w:tc>
+      </w:tr>
+      <w:tr>
+        <w:tc>
+          <w:tcPr>
+            <w:tcW w:w="1843" w:type="dxa"/>
+          </w:tcPr>
+          <w:p>
+            <w:pPr>
+              <w:rPr>
+                <w:b/>
+                <w:bCs/>
+              </w:rPr>
+            </w:pPr>
+            <w:r>
+              <w:rPr>
+                <w:b/>
+                <w:bCs/>
+              </w:rPr>
+              <w:t>Files Needed</w:t>
+            </w:r>
+          </w:p>
+          <w:p>
+            <w:pPr>
+              <w:rPr>
+                <w:b/>
+                <w:bCs/>
+              </w:rPr>
+            </w:pPr>
+          </w:p>
+        </w:tc>
+        <w:tc>
+          <w:tcPr>
+            <w:tcW w:w="2552" w:type="dxa"/>
+          </w:tcPr>
+          <w:p>
+            <w:r>
+              <w:t>Source Data</w:t>
+            </w:r>
+            <w:r>
+              <w:t xml:space="preserve"> &gt; </w:t>
+            </w:r>
+            <w:r>
+              <w:t>Survey Factors</w:t>
+            </w:r>
+          </w:p>
+        </w:tc>
+        <w:tc>
+          <w:tcPr>
+            <w:tcW w:w="7229" w:type="dxa"/>
+            <w:gridSpan w:val="2"/>
+          </w:tcPr>
+          <w:p>
+            <w:pPr>
+              <w:pStyle w:val="ListParagraph"/>
+              <w:numPr>
+                <w:ilvl w:val="0"/>
+                <w:numId w:val="8"/>
+              </w:numPr>
+            </w:pPr>
+            <w:r>
+              <w:t>surveyFactorsAll</w:t>
+            </w:r>
+            <w:r>
+              <w:t>.csv</w:t>
+            </w:r>
+          </w:p>
+        </w:tc>
+      </w:tr>
+      <w:tr>
+        <w:tc>
+          <w:tcPr>
+            <w:tcW w:w="1843" w:type="dxa"/>
+            <w:shd w:val="clear" w:color="auto" w:fill="F2F2F2" w:themeFill="background1" w:themeFillShade="F2"/>
+          </w:tcPr>
+          <w:p>
+            <w:pPr>
+              <w:rPr>
+                <w:b/>
+                <w:bCs/>
+              </w:rPr>
+            </w:pPr>
+          </w:p>
+        </w:tc>
+        <w:tc>
+          <w:tcPr>
+            <w:tcW w:w="2552" w:type="dxa"/>
+            <w:shd w:val="clear" w:color="auto" w:fill="F2F2F2" w:themeFill="background1" w:themeFillShade="F2"/>
+          </w:tcPr>
+          <w:p>
+            <w:r>
+              <w:t>Main Data</w:t>
+            </w:r>
+          </w:p>
+        </w:tc>
+        <w:tc>
+          <w:tcPr>
+            <w:tcW w:w="7229" w:type="dxa"/>
+            <w:gridSpan w:val="2"/>
+            <w:shd w:val="clear" w:color="auto" w:fill="F2F2F2" w:themeFill="background1" w:themeFillShade="F2"/>
+          </w:tcPr>
+          <w:p>
+            <w:pPr>
+              <w:pStyle w:val="ListParagraph"/>
+              <w:numPr>
+                <w:ilvl w:val="0"/>
+                <w:numId w:val="8"/>
+              </w:numPr>
+            </w:pPr>
+            <w:r>
+              <w:t>SSB Estimates.csv</w:t>
+            </w:r>
+          </w:p>
+          <w:p>
+            <w:pPr>
+              <w:pStyle w:val="ListParagraph"/>
+              <w:numPr>
+                <w:ilvl w:val="0"/>
+                <w:numId w:val="8"/>
+              </w:numPr>
+            </w:pPr>
+            <w:r>
+              <w:t>Survey Data.csv</w:t>
+            </w:r>
+          </w:p>
+        </w:tc>
+      </w:tr>
+      <w:tr>
+        <w:tc>
+          <w:tcPr>
+            <w:tcW w:w="1843" w:type="dxa"/>
+            <w:shd w:val="clear" w:color="auto" w:fill="F2F2F2" w:themeFill="background1" w:themeFillShade="F2"/>
+          </w:tcPr>
+          <w:p>
+            <w:pPr>
+              <w:rPr>
+                <w:b/>
+                <w:bCs/>
+              </w:rPr>
+            </w:pPr>
+          </w:p>
+        </w:tc>
+        <w:tc>
+          <w:tcPr>
+            <w:tcW w:w="2552" w:type="dxa"/>
+            <w:shd w:val="clear" w:color="auto" w:fill="F2F2F2" w:themeFill="background1" w:themeFillShade="F2"/>
+          </w:tcPr>
+          <w:p>
+            <w:r>
+              <w:t>Source Data</w:t>
+            </w:r>
+          </w:p>
+        </w:tc>
+        <w:tc>
+          <w:tcPr>
+            <w:tcW w:w="7229" w:type="dxa"/>
+            <w:gridSpan w:val="2"/>
+            <w:shd w:val="clear" w:color="auto" w:fill="F2F2F2" w:themeFill="background1" w:themeFillShade="F2"/>
+          </w:tcPr>
+          <w:p>
+            <w:r>
+              <w:t>NA</w:t>
+            </w:r>
+          </w:p>
+        </w:tc>
+      </w:tr>
+      <w:tr>
+        <w:tc>
+          <w:tcPr>
+            <w:tcW w:w="1843" w:type="dxa"/>
+          </w:tcPr>
+          <w:p>
+            <w:pPr>
+              <w:rPr>
+                <w:b/>
+                <w:bCs/>
+              </w:rPr>
+            </w:pPr>
+            <w:r>
+              <w:rPr>
+                <w:b/>
+                <w:bCs/>
+              </w:rPr>
+              <w:t>Files Produced</w:t>
+            </w:r>
+          </w:p>
+        </w:tc>
+        <w:tc>
+          <w:tcPr>
+            <w:tcW w:w="2552" w:type="dxa"/>
+          </w:tcPr>
+          <w:p>
+            <w:r>
+              <w:t>Source Data</w:t>
+            </w:r>
+            <w:r>
+              <w:t xml:space="preserve"> &gt; Survey Factors</w:t>
+            </w:r>
+          </w:p>
+        </w:tc>
+        <w:tc>
+          <w:tcPr>
+            <w:tcW w:w="7229" w:type="dxa"/>
+            <w:gridSpan w:val="2"/>
+          </w:tcPr>
+          <w:p>
+            <w:pPr>
+              <w:pStyle w:val="ListParagraph"/>
+              <w:numPr>
+                <w:ilvl w:val="0"/>
+                <w:numId w:val="8"/>
+              </w:numPr>
+            </w:pPr>
+            <w:r>
+              <w:t>surveyFactorsAll.csv</w:t>
+            </w:r>
+          </w:p>
+        </w:tc>
+      </w:tr>
+    </w:tbl>
+    <w:p/>
+    <w:p>
+      <w:pPr>
+        <w:tabs>
+          <w:tab w:val="center" w:pos="4680"/>
+          <w:tab w:val="left" w:pos="7213"/>
+        </w:tabs>
+        <w:rPr>
+          <w:b/>
+          <w:bCs/>
+        </w:rPr>
+      </w:pPr>
+      <w:r>
+        <w:tab/>
+      </w:r>
+      <w:r>
+        <w:rPr>
+          <w:b/>
+          <w:bCs/>
+        </w:rPr>
+        <w:t xml:space="preserve">Survey Factors Markdown and </w:t>
+      </w:r>
+      <w:proofErr w:type="spellStart"/>
+      <w:r>
+        <w:rPr>
+          <w:b/>
+          <w:bCs/>
+        </w:rPr>
+        <w:t>Stats.Rmd</w:t>
+      </w:r>
+      <w:proofErr w:type="spellEnd"/>
+    </w:p>
+    <w:p>
+      <w:pPr>
+        <w:tabs>
+          <w:tab w:val="center" w:pos="4680"/>
+          <w:tab w:val="left" w:pos="7213"/>
+        </w:tabs>
+        <w:jc w:val="center"/>
+      </w:pPr>
+      <w:r>
+        <w:t>This does need updating as some of the spreadsheets need to be updated and moved into appropriate folders.</w:t>
+      </w:r>
+    </w:p>
+    <w:tbl>
+      <w:tblPr>
+        <w:tblStyle w:val="TableGrid"/>
+        <w:tblW w:w="11624" w:type="dxa"/>
+        <w:tblInd w:w="-1139" w:type="dxa"/>
+        <w:tblLook w:val="04A0" w:firstRow="1" w:lastRow="0" w:firstColumn="1" w:lastColumn="0" w:noHBand="0" w:noVBand="1"/>
+      </w:tblPr>
+      <w:tblGrid>
+        <w:gridCol w:w="1843"/>
+        <w:gridCol w:w="2552"/>
+        <w:gridCol w:w="6945"/>
+        <w:gridCol w:w="284"/>
+      </w:tblGrid>
+      <w:tr>
+        <w:tc>
+          <w:tcPr>
+            <w:tcW w:w="1843" w:type="dxa"/>
+            <w:shd w:val="clear" w:color="auto" w:fill="F2F2F2" w:themeFill="background1" w:themeFillShade="F2"/>
+          </w:tcPr>
+          <w:p>
+            <w:pPr>
+              <w:rPr>
+                <w:b/>
+                <w:bCs/>
+              </w:rPr>
+            </w:pPr>
+            <w:r>
+              <w:rPr>
+                <w:b/>
+                <w:bCs/>
+              </w:rPr>
+              <w:t>Purpose</w:t>
+            </w:r>
+          </w:p>
+        </w:tc>
+        <w:tc>
+          <w:tcPr>
+            <w:tcW w:w="9497" w:type="dxa"/>
+            <w:gridSpan w:val="2"/>
+            <w:shd w:val="clear" w:color="auto" w:fill="F2F2F2" w:themeFill="background1" w:themeFillShade="F2"/>
+          </w:tcPr>
+          <w:p>
+            <w:r>
+              <w:t>Completes statistical tests and presents it in a visually easy way.</w:t>
+            </w:r>
+          </w:p>
+        </w:tc>
+        <w:tc>
+          <w:tcPr>
+            <w:tcW w:w="284" w:type="dxa"/>
+          </w:tcPr>
+          <w:p/>
+        </w:tc>
+      </w:tr>
+      <w:tr>
+        <w:tc>
+          <w:tcPr>
+            <w:tcW w:w="1843" w:type="dxa"/>
+          </w:tcPr>
+          <w:p>
+            <w:pPr>
+              <w:rPr>
+                <w:b/>
+                <w:bCs/>
+              </w:rPr>
+            </w:pPr>
+            <w:r>
+              <w:rPr>
+                <w:b/>
+                <w:bCs/>
+              </w:rPr>
+              <w:t>Files Needed</w:t>
+            </w:r>
+          </w:p>
+        </w:tc>
+        <w:tc>
+          <w:tcPr>
+            <w:tcW w:w="2552" w:type="dxa"/>
+          </w:tcPr>
+          <w:p>
+            <w:r>
+              <w:t>Source Data &gt; Survey Factors</w:t>
+            </w:r>
+          </w:p>
+        </w:tc>
+        <w:tc>
+          <w:tcPr>
+            <w:tcW w:w="7229" w:type="dxa"/>
+            <w:gridSpan w:val="2"/>
+          </w:tcPr>
+          <w:p>
+            <w:pPr>
+              <w:pStyle w:val="ListParagraph"/>
+              <w:numPr>
+                <w:ilvl w:val="0"/>
+                <w:numId w:val="8"/>
+              </w:numPr>
+            </w:pPr>
+            <w:r>
+              <w:t>surveyFactorsAll.csv</w:t>
+            </w:r>
+          </w:p>
+        </w:tc>
+      </w:tr>
+      <w:tr>
+        <w:tc>
+          <w:tcPr>
+            <w:tcW w:w="1843" w:type="dxa"/>
+            <w:shd w:val="clear" w:color="auto" w:fill="F2F2F2" w:themeFill="background1" w:themeFillShade="F2"/>
+          </w:tcPr>
+          <w:p>
+            <w:pPr>
+              <w:rPr>
+                <w:b/>
+                <w:bCs/>
+              </w:rPr>
+            </w:pPr>
+          </w:p>
+        </w:tc>
+        <w:tc>
+          <w:tcPr>
+            <w:tcW w:w="2552" w:type="dxa"/>
+            <w:shd w:val="clear" w:color="auto" w:fill="F2F2F2" w:themeFill="background1" w:themeFillShade="F2"/>
+          </w:tcPr>
+          <w:p>
+            <w:r>
+              <w:t>Main Data</w:t>
+            </w:r>
+          </w:p>
+        </w:tc>
+        <w:tc>
+          <w:tcPr>
+            <w:tcW w:w="7229" w:type="dxa"/>
+            <w:gridSpan w:val="2"/>
+            <w:shd w:val="clear" w:color="auto" w:fill="F2F2F2" w:themeFill="background1" w:themeFillShade="F2"/>
+          </w:tcPr>
+          <w:p>
+            <w:pPr>
+              <w:pStyle w:val="ListParagraph"/>
+              <w:numPr>
+                <w:ilvl w:val="0"/>
+                <w:numId w:val="8"/>
+              </w:numPr>
+            </w:pPr>
+            <w:r>
+              <w:t>SSB Estimates.csv</w:t>
+            </w:r>
+          </w:p>
+          <w:p>
+            <w:pPr>
+              <w:pStyle w:val="ListParagraph"/>
+              <w:numPr>
+                <w:ilvl w:val="0"/>
+                <w:numId w:val="8"/>
+              </w:numPr>
+            </w:pPr>
+            <w:r>
+              <w:t>Survey Data.csv</w:t>
+            </w:r>
+          </w:p>
+        </w:tc>
+      </w:tr>
+      <w:tr>
+        <w:tc>
+          <w:tcPr>
+            <w:tcW w:w="1843" w:type="dxa"/>
+          </w:tcPr>
+          <w:p>
+            <w:pPr>
+              <w:rPr>
+                <w:b/>
+                <w:bCs/>
+              </w:rPr>
+            </w:pPr>
+          </w:p>
+        </w:tc>
+        <w:tc>
+          <w:tcPr>
+            <w:tcW w:w="2552" w:type="dxa"/>
+          </w:tcPr>
+          <w:p>
+            <w:r>
+              <w:t>Source Data</w:t>
+            </w:r>
+          </w:p>
+        </w:tc>
+        <w:tc>
+          <w:tcPr>
+            <w:tcW w:w="7229" w:type="dxa"/>
+            <w:gridSpan w:val="2"/>
+          </w:tcPr>
+          <w:p>
+            <w:r>
+              <w:t>NA</w:t>
+            </w:r>
+          </w:p>
+        </w:tc>
+      </w:tr>
+      <w:tr>
+        <w:tc>
+          <w:tcPr>
+            <w:tcW w:w="1843" w:type="dxa"/>
+          </w:tcPr>
+          <w:p>
+            <w:pPr>
+              <w:rPr>
+                <w:b/>
+                <w:bCs/>
+              </w:rPr>
+            </w:pPr>
+            <w:r>
+              <w:rPr>
+                <w:b/>
+                <w:bCs/>
+              </w:rPr>
+              <w:t xml:space="preserve">*These </w:t>
+            </w:r>
+            <w:proofErr w:type="gramStart"/>
+            <w:r>
+              <w:rPr>
+                <w:b/>
+                <w:bCs/>
+              </w:rPr>
+              <w:t>have to</w:t>
+            </w:r>
+            <w:proofErr w:type="gramEnd"/>
+            <w:r>
+              <w:rPr>
+                <w:b/>
+                <w:bCs/>
+              </w:rPr>
+              <w:t xml:space="preserve"> be moved/changed</w:t>
+            </w:r>
+          </w:p>
+        </w:tc>
+        <w:tc>
+          <w:tcPr>
+            <w:tcW w:w="2552" w:type="dxa"/>
+          </w:tcPr>
+          <w:p>
+            <w:r>
+              <w:t>Tracey’s Folder</w:t>
+            </w:r>
+          </w:p>
+        </w:tc>
+        <w:tc>
+          <w:tcPr>
+            <w:tcW w:w="7229" w:type="dxa"/>
+            <w:gridSpan w:val="2"/>
+          </w:tcPr>
+          <w:p>
+            <w:pPr>
+              <w:pStyle w:val="ListParagraph"/>
+              <w:numPr>
+                <w:ilvl w:val="0"/>
+                <w:numId w:val="8"/>
+              </w:numPr>
+            </w:pPr>
+            <w:r>
+              <w:t>RollingPeakBiomassAvg.csv</w:t>
+            </w:r>
+          </w:p>
+          <w:p>
+            <w:pPr>
+              <w:pStyle w:val="ListParagraph"/>
+              <w:numPr>
+                <w:ilvl w:val="0"/>
+                <w:numId w:val="8"/>
+              </w:numPr>
+            </w:pPr>
+            <w:r>
+              <w:t>RollingPeakBiomassAvgGB.csv</w:t>
+            </w:r>
+          </w:p>
+        </w:tc>
+      </w:tr>
+      <w:tr>
+        <w:tc>
+          <w:tcPr>
+            <w:tcW w:w="1843" w:type="dxa"/>
+            <w:shd w:val="clear" w:color="auto" w:fill="F2F2F2" w:themeFill="background1" w:themeFillShade="F2"/>
+          </w:tcPr>
+          <w:p>
+            <w:pPr>
+              <w:rPr>
+                <w:b/>
+                <w:bCs/>
+              </w:rPr>
+            </w:pPr>
+            <w:r>
+              <w:rPr>
+                <w:b/>
+                <w:bCs/>
+              </w:rPr>
+              <w:t>Files Produced</w:t>
+            </w:r>
+          </w:p>
+        </w:tc>
+        <w:tc>
+          <w:tcPr>
+            <w:tcW w:w="2552" w:type="dxa"/>
+            <w:shd w:val="clear" w:color="auto" w:fill="F2F2F2" w:themeFill="background1" w:themeFillShade="F2"/>
+          </w:tcPr>
+          <w:p>
+            <w:r>
+              <w:t>Source Data &gt; Survey Factors</w:t>
+            </w:r>
+          </w:p>
+        </w:tc>
+        <w:tc>
+          <w:tcPr>
+            <w:tcW w:w="7229" w:type="dxa"/>
+            <w:gridSpan w:val="2"/>
+            <w:shd w:val="clear" w:color="auto" w:fill="F2F2F2" w:themeFill="background1" w:themeFillShade="F2"/>
+          </w:tcPr>
+          <w:p>
+            <w:r>
+              <w:t>Survey-Factors-Markdown-and-Stats.html</w:t>
+            </w:r>
+          </w:p>
+        </w:tc>
+      </w:tr>
+    </w:tbl>
+    <w:p>
+      <w:pPr>
+        <w:jc w:val="center"/>
+      </w:pPr>
+    </w:p>
+    <w:p>
+      <w:pPr>
+        <w:jc w:val="center"/>
+      </w:pPr>
+    </w:p>
+    <w:p>
+      <w:pPr>
+        <w:jc w:val="center"/>
+      </w:pPr>
+    </w:p>
+    <w:p>
+      <w:pPr>
+        <w:jc w:val="center"/>
+      </w:pPr>
+    </w:p>
+    <w:p>
+      <w:pPr>
+        <w:jc w:val="center"/>
+      </w:pPr>
     </w:p>
     <w:p>
       <w:pPr>
@@ -73,6 +833,7 @@
                 <w:b/>
                 <w:bCs/>
               </w:rPr>
+              <w:lastRenderedPageBreak/>
               <w:t>File name</w:t>
             </w:r>
           </w:p>
@@ -151,6 +912,12 @@
             <w:pPr>
               <w:jc w:val="right"/>
             </w:pPr>
+            <w:r>
+              <w:t>survey</w:t>
+            </w:r>
+            <w:r>
+              <w:t>FactorsAll.csv</w:t>
+            </w:r>
           </w:p>
         </w:tc>
         <w:tc>
@@ -162,284 +929,111 @@
             <w:pPr>
               <w:jc w:val="center"/>
             </w:pPr>
+            <w:r>
+              <w:t xml:space="preserve">Survey </w:t>
+            </w:r>
+            <w:proofErr w:type="spellStart"/>
+            <w:r>
+              <w:t>Factors.R</w:t>
+            </w:r>
+            <w:proofErr w:type="spellEnd"/>
           </w:p>
         </w:tc>
         <w:tc>
           <w:tcPr>
             <w:tcW w:w="1759" w:type="dxa"/>
             <w:shd w:val="clear" w:color="auto" w:fill="F2F2F2" w:themeFill="background1" w:themeFillShade="F2"/>
+          </w:tcPr>
+          <w:p>
+            <w:r>
+              <w:t>-Survey Factors.R</w:t>
+            </w:r>
+          </w:p>
+          <w:p>
+            <w:r>
+              <w:t>-</w:t>
+            </w:r>
+            <w:r>
+              <w:t>Survey Factors Markdown and Stats.</w:t>
+            </w:r>
+            <w:proofErr w:type="spellStart"/>
+            <w:r>
+              <w:t>Rmd</w:t>
+            </w:r>
+            <w:proofErr w:type="spellEnd"/>
+          </w:p>
+        </w:tc>
+        <w:tc>
+          <w:tcPr>
+            <w:tcW w:w="4193" w:type="dxa"/>
+            <w:shd w:val="clear" w:color="auto" w:fill="F2F2F2" w:themeFill="background1" w:themeFillShade="F2"/>
+          </w:tcPr>
+          <w:p>
+            <w:r>
+              <w:t>Compile</w:t>
+            </w:r>
+            <w:r>
+              <w:t>d listed of larger survey factors, such as tide times, sunset time, biomass and number of vessels.</w:t>
+            </w:r>
+          </w:p>
+        </w:tc>
+      </w:tr>
+      <w:tr>
+        <w:tc>
+          <w:tcPr>
+            <w:tcW w:w="3676" w:type="dxa"/>
+          </w:tcPr>
+          <w:p>
+            <w:pPr>
+              <w:jc w:val="right"/>
+            </w:pPr>
+            <w:r>
+              <w:t>Survey-Factors-Markdown-and-Stats.html</w:t>
+            </w:r>
+          </w:p>
+        </w:tc>
+        <w:tc>
+          <w:tcPr>
+            <w:tcW w:w="1996" w:type="dxa"/>
           </w:tcPr>
           <w:p>
             <w:pPr>
               <w:jc w:val="center"/>
             </w:pPr>
-          </w:p>
-        </w:tc>
-        <w:tc>
-          <w:tcPr>
-            <w:tcW w:w="4193" w:type="dxa"/>
-            <w:shd w:val="clear" w:color="auto" w:fill="F2F2F2" w:themeFill="background1" w:themeFillShade="F2"/>
-          </w:tcPr>
-          <w:p>
-            <w:pPr>
-              <w:pStyle w:val="ListParagraph"/>
-              <w:jc w:val="center"/>
-            </w:pPr>
-          </w:p>
-        </w:tc>
-      </w:tr>
-      <w:tr>
-        <w:tc>
-          <w:tcPr>
-            <w:tcW w:w="3676" w:type="dxa"/>
-          </w:tcPr>
-          <w:p>
-            <w:pPr>
-              <w:jc w:val="right"/>
-            </w:pPr>
-          </w:p>
-        </w:tc>
-        <w:tc>
-          <w:tcPr>
-            <w:tcW w:w="1996" w:type="dxa"/>
+            <w:r>
+              <w:t xml:space="preserve">Survey Factors Markdown and </w:t>
+            </w:r>
+            <w:proofErr w:type="spellStart"/>
+            <w:r>
+              <w:t>Stats.Rmd</w:t>
+            </w:r>
+            <w:proofErr w:type="spellEnd"/>
+          </w:p>
+        </w:tc>
+        <w:tc>
+          <w:tcPr>
+            <w:tcW w:w="1759" w:type="dxa"/>
           </w:tcPr>
           <w:p>
             <w:pPr>
               <w:jc w:val="center"/>
             </w:pPr>
-          </w:p>
-        </w:tc>
-        <w:tc>
-          <w:tcPr>
-            <w:tcW w:w="1759" w:type="dxa"/>
+            <w:r>
+              <w:t>/</w:t>
+            </w:r>
+          </w:p>
+        </w:tc>
+        <w:tc>
+          <w:tcPr>
+            <w:tcW w:w="4193" w:type="dxa"/>
           </w:tcPr>
           <w:p>
             <w:pPr>
               <w:jc w:val="center"/>
             </w:pPr>
-          </w:p>
-        </w:tc>
-        <w:tc>
-          <w:tcPr>
-            <w:tcW w:w="4193" w:type="dxa"/>
-          </w:tcPr>
-          <w:p>
-            <w:pPr>
-              <w:jc w:val="center"/>
-            </w:pPr>
-          </w:p>
-        </w:tc>
-      </w:tr>
-      <w:tr>
-        <w:trPr>
-          <w:trHeight w:val="37"/>
-        </w:trPr>
-        <w:tc>
-          <w:tcPr>
-            <w:tcW w:w="3676" w:type="dxa"/>
-            <w:shd w:val="clear" w:color="auto" w:fill="F2F2F2" w:themeFill="background1" w:themeFillShade="F2"/>
-          </w:tcPr>
-          <w:p>
-            <w:pPr>
-              <w:jc w:val="right"/>
-            </w:pPr>
-          </w:p>
-        </w:tc>
-        <w:tc>
-          <w:tcPr>
-            <w:tcW w:w="1996" w:type="dxa"/>
-            <w:shd w:val="clear" w:color="auto" w:fill="F2F2F2" w:themeFill="background1" w:themeFillShade="F2"/>
-          </w:tcPr>
-          <w:p>
-            <w:pPr>
-              <w:jc w:val="center"/>
-            </w:pPr>
-          </w:p>
-        </w:tc>
-        <w:tc>
-          <w:tcPr>
-            <w:tcW w:w="1759" w:type="dxa"/>
-            <w:shd w:val="clear" w:color="auto" w:fill="F2F2F2" w:themeFill="background1" w:themeFillShade="F2"/>
-          </w:tcPr>
-          <w:p>
-            <w:pPr>
-              <w:jc w:val="center"/>
-            </w:pPr>
-          </w:p>
-        </w:tc>
-        <w:tc>
-          <w:tcPr>
-            <w:tcW w:w="4193" w:type="dxa"/>
-            <w:shd w:val="clear" w:color="auto" w:fill="F2F2F2" w:themeFill="background1" w:themeFillShade="F2"/>
-          </w:tcPr>
-          <w:p>
-            <w:pPr>
-              <w:jc w:val="center"/>
-            </w:pPr>
-          </w:p>
-        </w:tc>
-      </w:tr>
-      <w:tr>
-        <w:tc>
-          <w:tcPr>
-            <w:tcW w:w="3676" w:type="dxa"/>
-          </w:tcPr>
-          <w:p>
-            <w:pPr>
-              <w:jc w:val="right"/>
-            </w:pPr>
-          </w:p>
-        </w:tc>
-        <w:tc>
-          <w:tcPr>
-            <w:tcW w:w="1996" w:type="dxa"/>
-          </w:tcPr>
-          <w:p>
-            <w:pPr>
-              <w:jc w:val="center"/>
-            </w:pPr>
-          </w:p>
-        </w:tc>
-        <w:tc>
-          <w:tcPr>
-            <w:tcW w:w="1759" w:type="dxa"/>
-          </w:tcPr>
-          <w:p/>
-        </w:tc>
-        <w:tc>
-          <w:tcPr>
-            <w:tcW w:w="4193" w:type="dxa"/>
-          </w:tcPr>
-          <w:p>
-            <w:pPr>
-              <w:jc w:val="center"/>
-            </w:pPr>
-          </w:p>
-        </w:tc>
-      </w:tr>
-      <w:tr>
-        <w:tc>
-          <w:tcPr>
-            <w:tcW w:w="3676" w:type="dxa"/>
-            <w:shd w:val="clear" w:color="auto" w:fill="F2F2F2" w:themeFill="background1" w:themeFillShade="F2"/>
-          </w:tcPr>
-          <w:p>
-            <w:pPr>
-              <w:jc w:val="right"/>
-            </w:pPr>
-          </w:p>
-        </w:tc>
-        <w:tc>
-          <w:tcPr>
-            <w:tcW w:w="1996" w:type="dxa"/>
-            <w:shd w:val="clear" w:color="auto" w:fill="F2F2F2" w:themeFill="background1" w:themeFillShade="F2"/>
-          </w:tcPr>
-          <w:p>
-            <w:pPr>
-              <w:jc w:val="center"/>
-            </w:pPr>
-          </w:p>
-        </w:tc>
-        <w:tc>
-          <w:tcPr>
-            <w:tcW w:w="1759" w:type="dxa"/>
-            <w:shd w:val="clear" w:color="auto" w:fill="F2F2F2" w:themeFill="background1" w:themeFillShade="F2"/>
-          </w:tcPr>
-          <w:p>
-            <w:pPr>
-              <w:jc w:val="center"/>
-            </w:pPr>
-          </w:p>
-        </w:tc>
-        <w:tc>
-          <w:tcPr>
-            <w:tcW w:w="4193" w:type="dxa"/>
-            <w:shd w:val="clear" w:color="auto" w:fill="F2F2F2" w:themeFill="background1" w:themeFillShade="F2"/>
-          </w:tcPr>
-          <w:p>
-            <w:pPr>
-              <w:jc w:val="center"/>
-            </w:pPr>
-          </w:p>
-        </w:tc>
-      </w:tr>
-      <w:tr>
-        <w:tc>
-          <w:tcPr>
-            <w:tcW w:w="3676" w:type="dxa"/>
-          </w:tcPr>
-          <w:p>
-            <w:pPr>
-              <w:jc w:val="right"/>
-            </w:pPr>
-          </w:p>
-        </w:tc>
-        <w:tc>
-          <w:tcPr>
-            <w:tcW w:w="1996" w:type="dxa"/>
-          </w:tcPr>
-          <w:p>
-            <w:pPr>
-              <w:jc w:val="center"/>
-            </w:pPr>
-          </w:p>
-        </w:tc>
-        <w:tc>
-          <w:tcPr>
-            <w:tcW w:w="1759" w:type="dxa"/>
-          </w:tcPr>
-          <w:p>
-            <w:pPr>
-              <w:jc w:val="center"/>
-            </w:pPr>
-          </w:p>
-        </w:tc>
-        <w:tc>
-          <w:tcPr>
-            <w:tcW w:w="4193" w:type="dxa"/>
-          </w:tcPr>
-          <w:p>
-            <w:pPr>
-              <w:jc w:val="center"/>
-            </w:pPr>
-          </w:p>
-        </w:tc>
-      </w:tr>
-      <w:tr>
-        <w:tc>
-          <w:tcPr>
-            <w:tcW w:w="3676" w:type="dxa"/>
-            <w:shd w:val="clear" w:color="auto" w:fill="F2F2F2" w:themeFill="background1" w:themeFillShade="F2"/>
-          </w:tcPr>
-          <w:p>
-            <w:pPr>
-              <w:jc w:val="right"/>
-            </w:pPr>
-          </w:p>
-        </w:tc>
-        <w:tc>
-          <w:tcPr>
-            <w:tcW w:w="1996" w:type="dxa"/>
-            <w:shd w:val="clear" w:color="auto" w:fill="F2F2F2" w:themeFill="background1" w:themeFillShade="F2"/>
-          </w:tcPr>
-          <w:p/>
-        </w:tc>
-        <w:tc>
-          <w:tcPr>
-            <w:tcW w:w="1759" w:type="dxa"/>
-            <w:shd w:val="clear" w:color="auto" w:fill="F2F2F2" w:themeFill="background1" w:themeFillShade="F2"/>
-          </w:tcPr>
-          <w:p/>
-        </w:tc>
-        <w:tc>
-          <w:tcPr>
-            <w:tcW w:w="4193" w:type="dxa"/>
-            <w:shd w:val="clear" w:color="auto" w:fill="F2F2F2" w:themeFill="background1" w:themeFillShade="F2"/>
-          </w:tcPr>
-          <w:p>
-            <w:pPr>
-              <w:jc w:val="center"/>
-            </w:pPr>
+            <w:r>
+              <w:t>Product of markdown to allow the statistical tests to be presented in an easier way.</w:t>
+            </w:r>
           </w:p>
         </w:tc>
       </w:tr>
@@ -673,6 +1267,320 @@
     </w:lvl>
   </w:abstractNum>
   <w:abstractNum w:abstractNumId="2" w15:restartNumberingAfterBreak="0">
+    <w:nsid w:val="0F6834C3"/>
+    <w:multiLevelType w:val="hybridMultilevel"/>
+    <w:tmpl w:val="E57694FC"/>
+    <w:lvl w:ilvl="0" w:tplc="1009000F">
+      <w:start w:val="1"/>
+      <w:numFmt w:val="decimal"/>
+      <w:lvlText w:val="%1."/>
+      <w:lvlJc w:val="left"/>
+      <w:pPr>
+        <w:ind w:left="720" w:hanging="360"/>
+      </w:pPr>
+      <w:rPr>
+        <w:rFonts w:hint="default"/>
+      </w:rPr>
+    </w:lvl>
+    <w:lvl w:ilvl="1" w:tplc="10090019">
+      <w:start w:val="1"/>
+      <w:numFmt w:val="lowerLetter"/>
+      <w:lvlText w:val="%2."/>
+      <w:lvlJc w:val="left"/>
+      <w:pPr>
+        <w:ind w:left="1440" w:hanging="360"/>
+      </w:pPr>
+    </w:lvl>
+    <w:lvl w:ilvl="2" w:tplc="1009001B" w:tentative="1">
+      <w:start w:val="1"/>
+      <w:numFmt w:val="lowerRoman"/>
+      <w:lvlText w:val="%3."/>
+      <w:lvlJc w:val="right"/>
+      <w:pPr>
+        <w:ind w:left="2160" w:hanging="180"/>
+      </w:pPr>
+    </w:lvl>
+    <w:lvl w:ilvl="3" w:tplc="1009000F" w:tentative="1">
+      <w:start w:val="1"/>
+      <w:numFmt w:val="decimal"/>
+      <w:lvlText w:val="%4."/>
+      <w:lvlJc w:val="left"/>
+      <w:pPr>
+        <w:ind w:left="2880" w:hanging="360"/>
+      </w:pPr>
+    </w:lvl>
+    <w:lvl w:ilvl="4" w:tplc="10090019" w:tentative="1">
+      <w:start w:val="1"/>
+      <w:numFmt w:val="lowerLetter"/>
+      <w:lvlText w:val="%5."/>
+      <w:lvlJc w:val="left"/>
+      <w:pPr>
+        <w:ind w:left="3600" w:hanging="360"/>
+      </w:pPr>
+    </w:lvl>
+    <w:lvl w:ilvl="5" w:tplc="1009001B" w:tentative="1">
+      <w:start w:val="1"/>
+      <w:numFmt w:val="lowerRoman"/>
+      <w:lvlText w:val="%6."/>
+      <w:lvlJc w:val="right"/>
+      <w:pPr>
+        <w:ind w:left="4320" w:hanging="180"/>
+      </w:pPr>
+    </w:lvl>
+    <w:lvl w:ilvl="6" w:tplc="1009000F" w:tentative="1">
+      <w:start w:val="1"/>
+      <w:numFmt w:val="decimal"/>
+      <w:lvlText w:val="%7."/>
+      <w:lvlJc w:val="left"/>
+      <w:pPr>
+        <w:ind w:left="5040" w:hanging="360"/>
+      </w:pPr>
+    </w:lvl>
+    <w:lvl w:ilvl="7" w:tplc="10090019" w:tentative="1">
+      <w:start w:val="1"/>
+      <w:numFmt w:val="lowerLetter"/>
+      <w:lvlText w:val="%8."/>
+      <w:lvlJc w:val="left"/>
+      <w:pPr>
+        <w:ind w:left="5760" w:hanging="360"/>
+      </w:pPr>
+    </w:lvl>
+    <w:lvl w:ilvl="8" w:tplc="1009001B" w:tentative="1">
+      <w:start w:val="1"/>
+      <w:numFmt w:val="lowerRoman"/>
+      <w:lvlText w:val="%9."/>
+      <w:lvlJc w:val="right"/>
+      <w:pPr>
+        <w:ind w:left="6480" w:hanging="180"/>
+      </w:pPr>
+    </w:lvl>
+  </w:abstractNum>
+  <w:abstractNum w:abstractNumId="3" w15:restartNumberingAfterBreak="0">
+    <w:nsid w:val="1B0367C5"/>
+    <w:multiLevelType w:val="hybridMultilevel"/>
+    <w:tmpl w:val="FCFAC0C0"/>
+    <w:lvl w:ilvl="0" w:tplc="19449C5A">
+      <w:numFmt w:val="bullet"/>
+      <w:lvlText w:val="-"/>
+      <w:lvlJc w:val="left"/>
+      <w:pPr>
+        <w:ind w:left="720" w:hanging="360"/>
+      </w:pPr>
+      <w:rPr>
+        <w:rFonts w:ascii="Aptos" w:eastAsiaTheme="minorHAnsi" w:hAnsi="Aptos" w:cstheme="minorBidi" w:hint="default"/>
+      </w:rPr>
+    </w:lvl>
+    <w:lvl w:ilvl="1" w:tplc="10090003" w:tentative="1">
+      <w:start w:val="1"/>
+      <w:numFmt w:val="bullet"/>
+      <w:lvlText w:val="o"/>
+      <w:lvlJc w:val="left"/>
+      <w:pPr>
+        <w:ind w:left="1440" w:hanging="360"/>
+      </w:pPr>
+      <w:rPr>
+        <w:rFonts w:ascii="Courier New" w:hAnsi="Courier New" w:cs="Courier New" w:hint="default"/>
+      </w:rPr>
+    </w:lvl>
+    <w:lvl w:ilvl="2" w:tplc="10090005" w:tentative="1">
+      <w:start w:val="1"/>
+      <w:numFmt w:val="bullet"/>
+      <w:lvlText w:val=""/>
+      <w:lvlJc w:val="left"/>
+      <w:pPr>
+        <w:ind w:left="2160" w:hanging="360"/>
+      </w:pPr>
+      <w:rPr>
+        <w:rFonts w:ascii="Wingdings" w:hAnsi="Wingdings" w:hint="default"/>
+      </w:rPr>
+    </w:lvl>
+    <w:lvl w:ilvl="3" w:tplc="10090001" w:tentative="1">
+      <w:start w:val="1"/>
+      <w:numFmt w:val="bullet"/>
+      <w:lvlText w:val=""/>
+      <w:lvlJc w:val="left"/>
+      <w:pPr>
+        <w:ind w:left="2880" w:hanging="360"/>
+      </w:pPr>
+      <w:rPr>
+        <w:rFonts w:ascii="Symbol" w:hAnsi="Symbol" w:hint="default"/>
+      </w:rPr>
+    </w:lvl>
+    <w:lvl w:ilvl="4" w:tplc="10090003" w:tentative="1">
+      <w:start w:val="1"/>
+      <w:numFmt w:val="bullet"/>
+      <w:lvlText w:val="o"/>
+      <w:lvlJc w:val="left"/>
+      <w:pPr>
+        <w:ind w:left="3600" w:hanging="360"/>
+      </w:pPr>
+      <w:rPr>
+        <w:rFonts w:ascii="Courier New" w:hAnsi="Courier New" w:cs="Courier New" w:hint="default"/>
+      </w:rPr>
+    </w:lvl>
+    <w:lvl w:ilvl="5" w:tplc="10090005" w:tentative="1">
+      <w:start w:val="1"/>
+      <w:numFmt w:val="bullet"/>
+      <w:lvlText w:val=""/>
+      <w:lvlJc w:val="left"/>
+      <w:pPr>
+        <w:ind w:left="4320" w:hanging="360"/>
+      </w:pPr>
+      <w:rPr>
+        <w:rFonts w:ascii="Wingdings" w:hAnsi="Wingdings" w:hint="default"/>
+      </w:rPr>
+    </w:lvl>
+    <w:lvl w:ilvl="6" w:tplc="10090001" w:tentative="1">
+      <w:start w:val="1"/>
+      <w:numFmt w:val="bullet"/>
+      <w:lvlText w:val=""/>
+      <w:lvlJc w:val="left"/>
+      <w:pPr>
+        <w:ind w:left="5040" w:hanging="360"/>
+      </w:pPr>
+      <w:rPr>
+        <w:rFonts w:ascii="Symbol" w:hAnsi="Symbol" w:hint="default"/>
+      </w:rPr>
+    </w:lvl>
+    <w:lvl w:ilvl="7" w:tplc="10090003" w:tentative="1">
+      <w:start w:val="1"/>
+      <w:numFmt w:val="bullet"/>
+      <w:lvlText w:val="o"/>
+      <w:lvlJc w:val="left"/>
+      <w:pPr>
+        <w:ind w:left="5760" w:hanging="360"/>
+      </w:pPr>
+      <w:rPr>
+        <w:rFonts w:ascii="Courier New" w:hAnsi="Courier New" w:cs="Courier New" w:hint="default"/>
+      </w:rPr>
+    </w:lvl>
+    <w:lvl w:ilvl="8" w:tplc="10090005" w:tentative="1">
+      <w:start w:val="1"/>
+      <w:numFmt w:val="bullet"/>
+      <w:lvlText w:val=""/>
+      <w:lvlJc w:val="left"/>
+      <w:pPr>
+        <w:ind w:left="6480" w:hanging="360"/>
+      </w:pPr>
+      <w:rPr>
+        <w:rFonts w:ascii="Wingdings" w:hAnsi="Wingdings" w:hint="default"/>
+      </w:rPr>
+    </w:lvl>
+  </w:abstractNum>
+  <w:abstractNum w:abstractNumId="4" w15:restartNumberingAfterBreak="0">
+    <w:nsid w:val="2927070F"/>
+    <w:multiLevelType w:val="hybridMultilevel"/>
+    <w:tmpl w:val="BD26DD06"/>
+    <w:lvl w:ilvl="0" w:tplc="D3A29F12">
+      <w:start w:val="2025"/>
+      <w:numFmt w:val="bullet"/>
+      <w:lvlText w:val="-"/>
+      <w:lvlJc w:val="left"/>
+      <w:pPr>
+        <w:ind w:left="720" w:hanging="360"/>
+      </w:pPr>
+      <w:rPr>
+        <w:rFonts w:ascii="Aptos" w:eastAsiaTheme="minorHAnsi" w:hAnsi="Aptos" w:cstheme="minorBidi" w:hint="default"/>
+      </w:rPr>
+    </w:lvl>
+    <w:lvl w:ilvl="1" w:tplc="10090003" w:tentative="1">
+      <w:start w:val="1"/>
+      <w:numFmt w:val="bullet"/>
+      <w:lvlText w:val="o"/>
+      <w:lvlJc w:val="left"/>
+      <w:pPr>
+        <w:ind w:left="1440" w:hanging="360"/>
+      </w:pPr>
+      <w:rPr>
+        <w:rFonts w:ascii="Courier New" w:hAnsi="Courier New" w:cs="Courier New" w:hint="default"/>
+      </w:rPr>
+    </w:lvl>
+    <w:lvl w:ilvl="2" w:tplc="10090005" w:tentative="1">
+      <w:start w:val="1"/>
+      <w:numFmt w:val="bullet"/>
+      <w:lvlText w:val=""/>
+      <w:lvlJc w:val="left"/>
+      <w:pPr>
+        <w:ind w:left="2160" w:hanging="360"/>
+      </w:pPr>
+      <w:rPr>
+        <w:rFonts w:ascii="Wingdings" w:hAnsi="Wingdings" w:hint="default"/>
+      </w:rPr>
+    </w:lvl>
+    <w:lvl w:ilvl="3" w:tplc="10090001" w:tentative="1">
+      <w:start w:val="1"/>
+      <w:numFmt w:val="bullet"/>
+      <w:lvlText w:val=""/>
+      <w:lvlJc w:val="left"/>
+      <w:pPr>
+        <w:ind w:left="2880" w:hanging="360"/>
+      </w:pPr>
+      <w:rPr>
+        <w:rFonts w:ascii="Symbol" w:hAnsi="Symbol" w:hint="default"/>
+      </w:rPr>
+    </w:lvl>
+    <w:lvl w:ilvl="4" w:tplc="10090003" w:tentative="1">
+      <w:start w:val="1"/>
+      <w:numFmt w:val="bullet"/>
+      <w:lvlText w:val="o"/>
+      <w:lvlJc w:val="left"/>
+      <w:pPr>
+        <w:ind w:left="3600" w:hanging="360"/>
+      </w:pPr>
+      <w:rPr>
+        <w:rFonts w:ascii="Courier New" w:hAnsi="Courier New" w:cs="Courier New" w:hint="default"/>
+      </w:rPr>
+    </w:lvl>
+    <w:lvl w:ilvl="5" w:tplc="10090005" w:tentative="1">
+      <w:start w:val="1"/>
+      <w:numFmt w:val="bullet"/>
+      <w:lvlText w:val=""/>
+      <w:lvlJc w:val="left"/>
+      <w:pPr>
+        <w:ind w:left="4320" w:hanging="360"/>
+      </w:pPr>
+      <w:rPr>
+        <w:rFonts w:ascii="Wingdings" w:hAnsi="Wingdings" w:hint="default"/>
+      </w:rPr>
+    </w:lvl>
+    <w:lvl w:ilvl="6" w:tplc="10090001" w:tentative="1">
+      <w:start w:val="1"/>
+      <w:numFmt w:val="bullet"/>
+      <w:lvlText w:val=""/>
+      <w:lvlJc w:val="left"/>
+      <w:pPr>
+        <w:ind w:left="5040" w:hanging="360"/>
+      </w:pPr>
+      <w:rPr>
+        <w:rFonts w:ascii="Symbol" w:hAnsi="Symbol" w:hint="default"/>
+      </w:rPr>
+    </w:lvl>
+    <w:lvl w:ilvl="7" w:tplc="10090003" w:tentative="1">
+      <w:start w:val="1"/>
+      <w:numFmt w:val="bullet"/>
+      <w:lvlText w:val="o"/>
+      <w:lvlJc w:val="left"/>
+      <w:pPr>
+        <w:ind w:left="5760" w:hanging="360"/>
+      </w:pPr>
+      <w:rPr>
+        <w:rFonts w:ascii="Courier New" w:hAnsi="Courier New" w:cs="Courier New" w:hint="default"/>
+      </w:rPr>
+    </w:lvl>
+    <w:lvl w:ilvl="8" w:tplc="10090005" w:tentative="1">
+      <w:start w:val="1"/>
+      <w:numFmt w:val="bullet"/>
+      <w:lvlText w:val=""/>
+      <w:lvlJc w:val="left"/>
+      <w:pPr>
+        <w:ind w:left="6480" w:hanging="360"/>
+      </w:pPr>
+      <w:rPr>
+        <w:rFonts w:ascii="Wingdings" w:hAnsi="Wingdings" w:hint="default"/>
+      </w:rPr>
+    </w:lvl>
+  </w:abstractNum>
+  <w:abstractNum w:abstractNumId="5" w15:restartNumberingAfterBreak="0">
     <w:nsid w:val="38380C73"/>
     <w:multiLevelType w:val="hybridMultilevel"/>
     <w:tmpl w:val="72F20AAA"/>
@@ -784,7 +1692,7 @@
       </w:rPr>
     </w:lvl>
   </w:abstractNum>
-  <w:abstractNum w:abstractNumId="3" w15:restartNumberingAfterBreak="0">
+  <w:abstractNum w:abstractNumId="6" w15:restartNumberingAfterBreak="0">
     <w:nsid w:val="49712F10"/>
     <w:multiLevelType w:val="hybridMultilevel"/>
     <w:tmpl w:val="D4D22A04"/>
@@ -896,7 +1804,7 @@
       </w:rPr>
     </w:lvl>
   </w:abstractNum>
-  <w:abstractNum w:abstractNumId="4" w15:restartNumberingAfterBreak="0">
+  <w:abstractNum w:abstractNumId="7" w15:restartNumberingAfterBreak="0">
     <w:nsid w:val="71313C97"/>
     <w:multiLevelType w:val="hybridMultilevel"/>
     <w:tmpl w:val="AF8AE082"/>
@@ -1008,7 +1916,7 @@
       </w:rPr>
     </w:lvl>
   </w:abstractNum>
-  <w:abstractNum w:abstractNumId="5" w15:restartNumberingAfterBreak="0">
+  <w:abstractNum w:abstractNumId="8" w15:restartNumberingAfterBreak="0">
     <w:nsid w:val="74FC36B5"/>
     <w:multiLevelType w:val="hybridMultilevel"/>
     <w:tmpl w:val="14F2DF98"/>
@@ -1128,16 +2036,25 @@
     <w:abstractNumId w:val="1"/>
   </w:num>
   <w:num w:numId="3" w16cid:durableId="690187980">
+    <w:abstractNumId w:val="7"/>
+  </w:num>
+  <w:num w:numId="4" w16cid:durableId="1115903237">
+    <w:abstractNumId w:val="8"/>
+  </w:num>
+  <w:num w:numId="5" w16cid:durableId="24141271">
+    <w:abstractNumId w:val="5"/>
+  </w:num>
+  <w:num w:numId="6" w16cid:durableId="97456334">
+    <w:abstractNumId w:val="6"/>
+  </w:num>
+  <w:num w:numId="7" w16cid:durableId="147871212">
+    <w:abstractNumId w:val="3"/>
+  </w:num>
+  <w:num w:numId="8" w16cid:durableId="1087077826">
     <w:abstractNumId w:val="4"/>
   </w:num>
-  <w:num w:numId="4" w16cid:durableId="1115903237">
-    <w:abstractNumId w:val="5"/>
-  </w:num>
-  <w:num w:numId="5" w16cid:durableId="24141271">
+  <w:num w:numId="9" w16cid:durableId="123156052">
     <w:abstractNumId w:val="2"/>
-  </w:num>
-  <w:num w:numId="6" w16cid:durableId="97456334">
-    <w:abstractNumId w:val="3"/>
   </w:num>
 </w:numbering>
 </file>

--- a/Source Data/Survey Factors/READ ME - Survey Factors.docx
+++ b/Source Data/Survey Factors/READ ME - Survey Factors.docx
@@ -65,17 +65,11 @@
         </w:numPr>
       </w:pPr>
       <w:r>
-        <w:t xml:space="preserve">Run the </w:t>
-      </w:r>
-      <w:r>
-        <w:t xml:space="preserve">Survey Factors Markdown and </w:t>
+        <w:t xml:space="preserve">Run the Survey Factors Markdown and </w:t>
       </w:r>
       <w:proofErr w:type="spellStart"/>
       <w:r>
-        <w:t>Stats</w:t>
-      </w:r>
-      <w:r>
-        <w:t>.Rmd</w:t>
+        <w:t>Stats.Rmd</w:t>
       </w:r>
       <w:proofErr w:type="spellEnd"/>
       <w:r>
@@ -173,10 +167,7 @@
           </w:tcPr>
           <w:p>
             <w:r>
-              <w:t xml:space="preserve">To </w:t>
-            </w:r>
-            <w:r>
-              <w:t>update each individual survey with environmental information (high tide and sunset), and to compile overarching data into on spreadsheet.</w:t>
+              <w:t>To update each individual survey with environmental information (high tide and sunset), and to compile overarching data into on spreadsheet.</w:t>
             </w:r>
           </w:p>
         </w:tc>
@@ -308,45 +299,6 @@
             </w:pPr>
             <w:r>
               <w:t>Survey Data.csv</w:t>
-            </w:r>
-          </w:p>
-        </w:tc>
-      </w:tr>
-      <w:tr>
-        <w:tc>
-          <w:tcPr>
-            <w:tcW w:w="1843" w:type="dxa"/>
-            <w:shd w:val="clear" w:color="auto" w:fill="F2F2F2" w:themeFill="background1" w:themeFillShade="F2"/>
-          </w:tcPr>
-          <w:p>
-            <w:pPr>
-              <w:rPr>
-                <w:b/>
-                <w:bCs/>
-              </w:rPr>
-            </w:pPr>
-          </w:p>
-        </w:tc>
-        <w:tc>
-          <w:tcPr>
-            <w:tcW w:w="2552" w:type="dxa"/>
-            <w:shd w:val="clear" w:color="auto" w:fill="F2F2F2" w:themeFill="background1" w:themeFillShade="F2"/>
-          </w:tcPr>
-          <w:p>
-            <w:r>
-              <w:t>Source Data</w:t>
-            </w:r>
-          </w:p>
-        </w:tc>
-        <w:tc>
-          <w:tcPr>
-            <w:tcW w:w="7229" w:type="dxa"/>
-            <w:gridSpan w:val="2"/>
-            <w:shd w:val="clear" w:color="auto" w:fill="F2F2F2" w:themeFill="background1" w:themeFillShade="F2"/>
-          </w:tcPr>
-          <w:p>
-            <w:r>
-              <w:t>NA</w:t>
             </w:r>
           </w:p>
         </w:tc>
@@ -623,42 +575,6 @@
                 <w:bCs/>
               </w:rPr>
             </w:pPr>
-          </w:p>
-        </w:tc>
-        <w:tc>
-          <w:tcPr>
-            <w:tcW w:w="2552" w:type="dxa"/>
-          </w:tcPr>
-          <w:p>
-            <w:r>
-              <w:t>Source Data</w:t>
-            </w:r>
-          </w:p>
-        </w:tc>
-        <w:tc>
-          <w:tcPr>
-            <w:tcW w:w="7229" w:type="dxa"/>
-            <w:gridSpan w:val="2"/>
-          </w:tcPr>
-          <w:p>
-            <w:r>
-              <w:t>NA</w:t>
-            </w:r>
-          </w:p>
-        </w:tc>
-      </w:tr>
-      <w:tr>
-        <w:tc>
-          <w:tcPr>
-            <w:tcW w:w="1843" w:type="dxa"/>
-          </w:tcPr>
-          <w:p>
-            <w:pPr>
-              <w:rPr>
-                <w:b/>
-                <w:bCs/>
-              </w:rPr>
-            </w:pPr>
             <w:r>
               <w:rPr>
                 <w:b/>
@@ -772,6 +688,11 @@
         </w:tc>
       </w:tr>
     </w:tbl>
+    <w:p>
+      <w:pPr>
+        <w:jc w:val="center"/>
+      </w:pPr>
+    </w:p>
     <w:p>
       <w:pPr>
         <w:jc w:val="center"/>
@@ -954,11 +875,11 @@
               <w:t>-</w:t>
             </w:r>
             <w:r>
-              <w:t>Survey Factors Markdown and Stats.</w:t>
+              <w:t xml:space="preserve">Survey Factors Markdown and </w:t>
             </w:r>
             <w:proofErr w:type="spellStart"/>
             <w:r>
-              <w:t>Rmd</w:t>
+              <w:t>Stats.Rmd</w:t>
             </w:r>
             <w:proofErr w:type="spellEnd"/>
           </w:p>
